--- a/templates/common-paper-cc-by-4.0/common-paper-one-way-nda/template.docx
+++ b/templates/common-paper-cc-by-4.0/common-paper-one-way-nda/template.docx
@@ -820,7 +820,7 @@
                 <w:szCs w:val="16"/>
                 <w:highlight w:val="yellow"/>
               </w:rPr>
-              <w:t>{nda_term}</w:t>
+              <w:t>{confidentiality_term}</w:t>
             </w:r>
             <w:r>
               <w:rPr>
